--- a/docs/USER_MANUAL.docx
+++ b/docs/USER_MANUAL.docx
@@ -85,6 +85,44 @@
     <w:p>
       <w:r>
         <w:t>阅读顺序：先完成首次准备，再做读取/查询，随后学习通知、导出和确认；来源、污点和 Canary 在安全详情里展开。攻击预览不等于运行，任务结束不等于任务成功。所有业务对象均模拟，不输入真实机密。图内编号对应下方操作提示；矩形与箭头只指示原图位置。</w:t>
+      </w:r>
+    </w:p>
+    <w:p>
+      <w:r>
+        <w:t>本轮 v2.0.1 增补专题入口：</w:t>
+      </w:r>
+      <w:hyperlink r:id="rId17">
+        <w:r>
+          <w:rPr>
+            <w:color w:val="245080"/>
+          </w:rPr>
+          <w:t>六项核心功能操作与验证手册</w:t>
+        </w:r>
+      </w:hyperlink>
+      <w:r>
+        <w:t>、</w:t>
+      </w:r>
+      <w:hyperlink r:id="rId18">
+        <w:r>
+          <w:rPr>
+            <w:color w:val="245080"/>
+          </w:rPr>
+          <w:t>开发与交付过程说明</w:t>
+        </w:r>
+      </w:hyperlink>
+      <w:r>
+        <w:t>、</w:t>
+      </w:r>
+      <w:hyperlink r:id="rId19">
+        <w:r>
+          <w:rPr>
+            <w:color w:val="245080"/>
+          </w:rPr>
+          <w:t>功能证据矩阵</w:t>
+        </w:r>
+      </w:hyperlink>
+      <w:r>
+        <w:t>。本综合手册的原截图及 240 秒视频说明属于 v2.0.0 已发布记录；当前六章节 Demo 与新操作证据请从上述专题和项目首页进入。运行核心仍为 2.0.0，旧截图不冒充本轮重新运行。</w:t>
       </w:r>
     </w:p>
     <w:p>
@@ -129,7 +167,7 @@
                     <pic:cNvPicPr/>
                   </pic:nvPicPr>
                   <pic:blipFill>
-                    <a:blip r:embed="rId17"/>
+                    <a:blip r:embed="rId20"/>
                     <a:stretch>
                       <a:fillRect/>
                     </a:stretch>
@@ -211,7 +249,7 @@
       <w:r>
         <w:t>实现与限制：</w:t>
       </w:r>
-      <w:hyperlink r:id="rId18">
+      <w:hyperlink r:id="rId21">
         <w:r>
           <w:rPr>
             <w:color w:val="245080"/>
@@ -222,7 +260,7 @@
       <w:r>
         <w:t xml:space="preserve"> 新建当前目录的 venv；</w:t>
       </w:r>
-      <w:hyperlink r:id="rId19">
+      <w:hyperlink r:id="rId22">
         <w:r>
           <w:rPr>
             <w:color w:val="245080"/>
@@ -233,7 +271,7 @@
       <w:r>
         <w:t xml:space="preserve"> 核验路径、参数、创建时间与 HTTP，按 UI→模型顺序关闭。端口冲突不等于本项目服务，未知进程不自动终止。网络准备、缓存复用及新目录实测边界见 </w:t>
       </w:r>
-      <w:hyperlink r:id="rId20">
+      <w:hyperlink r:id="rId23">
         <w:r>
           <w:rPr>
             <w:color w:val="245080"/>
@@ -285,7 +323,7 @@
                     <pic:cNvPicPr/>
                   </pic:nvPicPr>
                   <pic:blipFill>
-                    <a:blip r:embed="rId21"/>
+                    <a:blip r:embed="rId24"/>
                     <a:stretch>
                       <a:fillRect/>
                     </a:stretch>
@@ -355,7 +393,7 @@
       <w:r>
         <w:t>实现与限制：</w:t>
       </w:r>
-      <w:hyperlink r:id="rId22">
+      <w:hyperlink r:id="rId25">
         <w:r>
           <w:rPr>
             <w:color w:val="245080"/>
@@ -366,7 +404,7 @@
       <w:r>
         <w:t xml:space="preserve"> 的 submit/stop 调用 </w:t>
       </w:r>
-      <w:hyperlink r:id="rId23">
+      <w:hyperlink r:id="rId26">
         <w:r>
           <w:rPr>
             <w:color w:val="245080"/>
@@ -377,7 +415,7 @@
       <w:r>
         <w:t>；</w:t>
       </w:r>
-      <w:hyperlink r:id="rId24">
+      <w:hyperlink r:id="rId27">
         <w:r>
           <w:rPr>
             <w:color w:val="245080"/>
@@ -429,7 +467,7 @@
                     <pic:cNvPicPr/>
                   </pic:nvPicPr>
                   <pic:blipFill>
-                    <a:blip r:embed="rId25"/>
+                    <a:blip r:embed="rId28"/>
                     <a:stretch>
                       <a:fillRect/>
                     </a:stretch>
@@ -491,7 +529,7 @@
       <w:r>
         <w:t>实现与限制：</w:t>
       </w:r>
-      <w:hyperlink r:id="rId26">
+      <w:hyperlink r:id="rId29">
         <w:r>
           <w:rPr>
             <w:color w:val="245080"/>
@@ -502,7 +540,7 @@
       <w:r>
         <w:t xml:space="preserve"> 根据服务端目录、用户显式选择和私有出口选项创建授权；</w:t>
       </w:r>
-      <w:hyperlink r:id="rId27">
+      <w:hyperlink r:id="rId30">
         <w:r>
           <w:rPr>
             <w:color w:val="245080"/>
@@ -554,7 +592,7 @@
                     <pic:cNvPicPr/>
                   </pic:nvPicPr>
                   <pic:blipFill>
-                    <a:blip r:embed="rId28"/>
+                    <a:blip r:embed="rId31"/>
                     <a:stretch>
                       <a:fillRect/>
                     </a:stretch>
@@ -611,7 +649,7 @@
       <w:r>
         <w:t>对应实现：</w:t>
       </w:r>
-      <w:hyperlink r:id="rId29">
+      <w:hyperlink r:id="rId32">
         <w:r>
           <w:rPr>
             <w:color w:val="245080"/>
@@ -622,7 +660,7 @@
       <w:r>
         <w:t xml:space="preserve"> 的 Execution.drive 进行一轮一个结构化动作；</w:t>
       </w:r>
-      <w:hyperlink r:id="rId30">
+      <w:hyperlink r:id="rId33">
         <w:r>
           <w:rPr>
             <w:color w:val="245080"/>
@@ -633,7 +671,7 @@
       <w:r>
         <w:t xml:space="preserve"> 检查后才调用 </w:t>
       </w:r>
-      <w:hyperlink r:id="rId31">
+      <w:hyperlink r:id="rId34">
         <w:r>
           <w:rPr>
             <w:color w:val="245080"/>
@@ -690,7 +728,7 @@
                     <pic:cNvPicPr/>
                   </pic:nvPicPr>
                   <pic:blipFill>
-                    <a:blip r:embed="rId32"/>
+                    <a:blip r:embed="rId35"/>
                     <a:stretch>
                       <a:fillRect/>
                     </a:stretch>
@@ -747,7 +785,7 @@
       <w:r>
         <w:t>实现：</w:t>
       </w:r>
-      <w:hyperlink r:id="rId31">
+      <w:hyperlink r:id="rId34">
         <w:r>
           <w:rPr>
             <w:color w:val="245080"/>
@@ -758,7 +796,7 @@
       <w:r>
         <w:t xml:space="preserve"> 对本地 search 资源检索；</w:t>
       </w:r>
-      <w:hyperlink r:id="rId30">
+      <w:hyperlink r:id="rId33">
         <w:r>
           <w:rPr>
             <w:color w:val="245080"/>
@@ -769,7 +807,7 @@
       <w:r>
         <w:t xml:space="preserve"> 对整个动作进行信息流检查，查询参数也是可观察出口。来源标签通过 </w:t>
       </w:r>
-      <w:hyperlink r:id="rId33">
+      <w:hyperlink r:id="rId36">
         <w:r>
           <w:rPr>
             <w:color w:val="245080"/>
@@ -826,7 +864,7 @@
                     <pic:cNvPicPr/>
                   </pic:nvPicPr>
                   <pic:blipFill>
-                    <a:blip r:embed="rId34"/>
+                    <a:blip r:embed="rId37"/>
                     <a:stretch>
                       <a:fillRect/>
                     </a:stretch>
@@ -883,7 +921,7 @@
       <w:r>
         <w:t>实现：</w:t>
       </w:r>
-      <w:hyperlink r:id="rId30">
+      <w:hyperlink r:id="rId33">
         <w:r>
           <w:rPr>
             <w:color w:val="245080"/>
@@ -894,7 +932,7 @@
       <w:r>
         <w:t xml:space="preserve"> 先检查收件人和敏感度，再由 </w:t>
       </w:r>
-      <w:hyperlink r:id="rId27">
+      <w:hyperlink r:id="rId30">
         <w:r>
           <w:rPr>
             <w:color w:val="245080"/>
@@ -951,7 +989,7 @@
                     <pic:cNvPicPr/>
                   </pic:nvPicPr>
                   <pic:blipFill>
-                    <a:blip r:embed="rId35"/>
+                    <a:blip r:embed="rId38"/>
                     <a:stretch>
                       <a:fillRect/>
                     </a:stretch>
@@ -1008,7 +1046,7 @@
       <w:r>
         <w:t>实现：</w:t>
       </w:r>
-      <w:hyperlink r:id="rId24">
+      <w:hyperlink r:id="rId27">
         <w:r>
           <w:rPr>
             <w:color w:val="245080"/>
@@ -1019,7 +1057,7 @@
       <w:r>
         <w:t xml:space="preserve"> 从服务端查找待确认动作，在锁及 SQLite 请求唯一记录下阻止并发与重复处理；</w:t>
       </w:r>
-      <w:hyperlink r:id="rId27">
+      <w:hyperlink r:id="rId30">
         <w:r>
           <w:rPr>
             <w:color w:val="245080"/>
@@ -1030,7 +1068,7 @@
       <w:r>
         <w:t xml:space="preserve"> 一次性消耗凭据，</w:t>
       </w:r>
-      <w:hyperlink r:id="rId30">
+      <w:hyperlink r:id="rId33">
         <w:r>
           <w:rPr>
             <w:color w:val="245080"/>
@@ -1087,7 +1125,7 @@
                     <pic:cNvPicPr/>
                   </pic:nvPicPr>
                   <pic:blipFill>
-                    <a:blip r:embed="rId36"/>
+                    <a:blip r:embed="rId39"/>
                     <a:stretch>
                       <a:fillRect/>
                     </a:stretch>
@@ -1134,7 +1172,7 @@
       <w:r>
         <w:t>实现：</w:t>
       </w:r>
-      <w:hyperlink r:id="rId29">
+      <w:hyperlink r:id="rId32">
         <w:r>
           <w:rPr>
             <w:color w:val="245080"/>
@@ -1145,7 +1183,7 @@
       <w:r>
         <w:t xml:space="preserve"> 处理接受或拒绝并反馈固定状态；</w:t>
       </w:r>
-      <w:hyperlink r:id="rId24">
+      <w:hyperlink r:id="rId27">
         <w:r>
           <w:rPr>
             <w:color w:val="245080"/>
@@ -1202,7 +1240,7 @@
                     <pic:cNvPicPr/>
                   </pic:nvPicPr>
                   <pic:blipFill>
-                    <a:blip r:embed="rId37"/>
+                    <a:blip r:embed="rId40"/>
                     <a:stretch>
                       <a:fillRect/>
                     </a:stretch>
@@ -1264,7 +1302,7 @@
       <w:r>
         <w:t>实现：</w:t>
       </w:r>
-      <w:hyperlink r:id="rId31">
+      <w:hyperlink r:id="rId34">
         <w:r>
           <w:rPr>
             <w:color w:val="245080"/>
@@ -1275,7 +1313,7 @@
       <w:r>
         <w:t xml:space="preserve"> 只改变模拟文件映射；</w:t>
       </w:r>
-      <w:hyperlink r:id="rId30">
+      <w:hyperlink r:id="rId33">
         <w:r>
           <w:rPr>
             <w:color w:val="245080"/>
@@ -1332,7 +1370,7 @@
                     <pic:cNvPicPr/>
                   </pic:nvPicPr>
                   <pic:blipFill>
-                    <a:blip r:embed="rId38"/>
+                    <a:blip r:embed="rId41"/>
                     <a:stretch>
                       <a:fillRect/>
                     </a:stretch>
@@ -1379,7 +1417,7 @@
       <w:r>
         <w:t>实现：</w:t>
       </w:r>
-      <w:hyperlink r:id="rId24">
+      <w:hyperlink r:id="rId27">
         <w:r>
           <w:rPr>
             <w:color w:val="245080"/>
@@ -1390,7 +1428,7 @@
       <w:r>
         <w:t xml:space="preserve"> 校验会话归属、已执行且可见的文件及 download_id，之后返回真实虚拟内容；</w:t>
       </w:r>
-      <w:hyperlink r:id="rId39">
+      <w:hyperlink r:id="rId42">
         <w:r>
           <w:rPr>
             <w:color w:val="245080"/>
@@ -1447,7 +1485,7 @@
                     <pic:cNvPicPr/>
                   </pic:nvPicPr>
                   <pic:blipFill>
-                    <a:blip r:embed="rId40"/>
+                    <a:blip r:embed="rId43"/>
                     <a:stretch>
                       <a:fillRect/>
                     </a:stretch>
@@ -1494,7 +1532,7 @@
       <w:r>
         <w:t>实现：</w:t>
       </w:r>
-      <w:hyperlink r:id="rId41">
+      <w:hyperlink r:id="rId44">
         <w:r>
           <w:rPr>
             <w:color w:val="245080"/>
@@ -1505,7 +1543,7 @@
       <w:r>
         <w:t xml:space="preserve"> 在有 8 秒期限的独立子进程解析，限制文件 2 MiB、展开体积 8 MiB、DOCX 128 项、压缩比 100、PDF 50 页和正文 10,000 字符，拒绝主动内容且不访问外链。</w:t>
       </w:r>
-      <w:hyperlink r:id="rId24">
+      <w:hyperlink r:id="rId27">
         <w:r>
           <w:rPr>
             <w:color w:val="245080"/>
@@ -1562,7 +1600,7 @@
                     <pic:cNvPicPr/>
                   </pic:nvPicPr>
                   <pic:blipFill>
-                    <a:blip r:embed="rId42"/>
+                    <a:blip r:embed="rId45"/>
                     <a:stretch>
                       <a:fillRect/>
                     </a:stretch>
@@ -1609,7 +1647,7 @@
       <w:r>
         <w:t>实现：</w:t>
       </w:r>
-      <w:hyperlink r:id="rId33">
+      <w:hyperlink r:id="rId36">
         <w:r>
           <w:rPr>
             <w:color w:val="245080"/>
@@ -1625,7 +1663,7 @@
       <w:r>
         <w:t xml:space="preserve">限制：正文里的 trusted、system、approved、管理员批准均只是文本。模型生成保守继承实际可见上下文的最高敏感度；摘要、编码或翻译不会自动降级。跨轮 </w:t>
       </w:r>
-      <w:hyperlink r:id="rId33">
+      <w:hyperlink r:id="rId36">
         <w:r>
           <w:rPr>
             <w:color w:val="245080"/>
@@ -1677,7 +1715,7 @@
                     <pic:cNvPicPr/>
                   </pic:nvPicPr>
                   <pic:blipFill>
-                    <a:blip r:embed="rId43"/>
+                    <a:blip r:embed="rId46"/>
                     <a:stretch>
                       <a:fillRect/>
                     </a:stretch>
@@ -1724,7 +1762,7 @@
       <w:r>
         <w:t>实现：</w:t>
       </w:r>
-      <w:hyperlink r:id="rId30">
+      <w:hyperlink r:id="rId33">
         <w:r>
           <w:rPr>
             <w:color w:val="245080"/>
@@ -1781,7 +1819,7 @@
                     <pic:cNvPicPr/>
                   </pic:nvPicPr>
                   <pic:blipFill>
-                    <a:blip r:embed="rId44"/>
+                    <a:blip r:embed="rId47"/>
                     <a:stretch>
                       <a:fillRect/>
                     </a:stretch>
@@ -1828,7 +1866,7 @@
       <w:r>
         <w:t>实现：</w:t>
       </w:r>
-      <w:hyperlink r:id="rId29">
+      <w:hyperlink r:id="rId32">
         <w:r>
           <w:rPr>
             <w:color w:val="245080"/>
@@ -1839,7 +1877,7 @@
       <w:r>
         <w:t xml:space="preserve"> 将本次可见来源作为生成动作父节点；</w:t>
       </w:r>
-      <w:hyperlink r:id="rId33">
+      <w:hyperlink r:id="rId36">
         <w:r>
           <w:rPr>
             <w:color w:val="245080"/>
@@ -1850,7 +1888,7 @@
       <w:r>
         <w:t xml:space="preserve"> 合并完整性和敏感度；</w:t>
       </w:r>
-      <w:hyperlink r:id="rId30">
+      <w:hyperlink r:id="rId33">
         <w:r>
           <w:rPr>
             <w:color w:val="245080"/>
@@ -1861,7 +1899,7 @@
       <w:r>
         <w:t xml:space="preserve"> 记录 allow/block/pending 和固定理由，再决定是否改变模拟状态。UI 读取 </w:t>
       </w:r>
-      <w:hyperlink r:id="rId45">
+      <w:hyperlink r:id="rId48">
         <w:r>
           <w:rPr>
             <w:color w:val="245080"/>
@@ -1918,7 +1956,7 @@
                     <pic:cNvPicPr/>
                   </pic:nvPicPr>
                   <pic:blipFill>
-                    <a:blip r:embed="rId46"/>
+                    <a:blip r:embed="rId49"/>
                     <a:stretch>
                       <a:fillRect/>
                     </a:stretch>
@@ -1965,7 +2003,7 @@
       <w:r>
         <w:t>实现：</w:t>
       </w:r>
-      <w:hyperlink r:id="rId47">
+      <w:hyperlink r:id="rId50">
         <w:r>
           <w:rPr>
             <w:color w:val="245080"/>
@@ -2019,272 +2057,6 @@
                 <pic:pic>
                   <pic:nvPicPr>
                     <pic:cNvPr id="0" name="15_attack_direct.png"/>
-                    <pic:cNvPicPr/>
-                  </pic:nvPicPr>
-                  <pic:blipFill>
-                    <a:blip r:embed="rId48"/>
-                    <a:stretch>
-                      <a:fillRect/>
-                    </a:stretch>
-                  </pic:blipFill>
-                  <pic:spPr>
-                    <a:xfrm>
-                      <a:off x="0" y="0"/>
-                      <a:ext cx="7859816" cy="5508000"/>
-                    </a:xfrm>
-                    <a:prstGeom prst="rect"/>
-                  </pic:spPr>
-                </pic:pic>
-              </a:graphicData>
-            </a:graphic>
-          </wp:inline>
-        </w:drawing>
-      </w:r>
-    </w:p>
-    <w:p>
-      <w:pPr>
-        <w:pStyle w:val="Caption"/>
-        <w:jc w:val="center"/>
-      </w:pPr>
-      <w:r>
-        <w:t>图16 直接注入的规则模板预览</w:t>
-      </w:r>
-    </w:p>
-    <w:p>
-      <w:pPr>
-        <w:sectPr>
-          <w:pgSz w:w="16838" w:h="11906" w:orient="landscape"/>
-          <w:pgMar w:top="709" w:right="879" w:bottom="680" w:left="879" w:header="312" w:footer="312" w:gutter="0"/>
-          <w:cols w:space="720"/>
-          <w:docGrid w:linePitch="360"/>
-        </w:sectPr>
-      </w:pPr>
-    </w:p>
-    <w:p>
-      <w:pPr>
-        <w:pStyle w:val="Heading1"/>
-      </w:pPr>
-      <w:r>
-        <w:t>16 直接注入生成视图 · 操作说明</w:t>
-      </w:r>
-    </w:p>
-    <w:p>
-      <w:r>
-        <w:t>图中定位：1 直接注入模板与输入入口；2 用户附加内容的注入前后对照；3 预览后另行提交真实运行。</w:t>
-      </w:r>
-    </w:p>
-    <w:p>
-      <w:r>
-        <w:t>使用目的：把直接用户入口攻击与外部内容攻击分开研究。进入“攻击实验”→“直接注入”，选择手法、目标、合法工作流和种子，点击“生成样本预览”。图中显示参数、样本 ID 与注入位置；模板版本在“生成元数据”展开后查看。</w:t>
-      </w:r>
-    </w:p>
-    <w:p>
-      <w:r>
-        <w:t>操作与判断：比较原任务与插入后内容，查看模板中的模拟目标；点击“交给本地 Agent 运行”才会形成真实运行。只生成预览不调用模型、不发送通知、不计入攻击分母。要重现图中预览，使用截图来源清单所记参数与种子。</w:t>
-      </w:r>
-    </w:p>
-    <w:p>
-      <w:r>
-        <w:t>实现：</w:t>
-      </w:r>
-      <w:hyperlink r:id="rId49">
-        <w:r>
-          <w:rPr>
-            <w:color w:val="245080"/>
-          </w:rPr>
-          <w:t>list_presets / build_preview</w:t>
-        </w:r>
-      </w:hyperlink>
-      <w:r>
-        <w:t xml:space="preserve"> 以规则模板确定性生成，服务端保存 case，仅将 runtime 送到执行器。客户端不能改预览中的 grant 后要求执行；</w:t>
-      </w:r>
-      <w:hyperlink r:id="rId24">
-        <w:r>
-          <w:rPr>
-            <w:color w:val="245080"/>
-          </w:rPr>
-          <w:t>Service.add_preview/start</w:t>
-        </w:r>
-      </w:hyperlink>
-      <w:r>
-        <w:t xml:space="preserve"> 校验所属会话。</w:t>
-      </w:r>
-    </w:p>
-    <w:p>
-      <w:r>
-        <w:t>限制：直接注入不属于间接注入，不能混合解释威胁模型。四视图是展示入口，入口/手法/编码/目标分别记录，分类不是互斥四类。此图是模板预览，不声称此刻攻击已经成功。</w:t>
-      </w:r>
-    </w:p>
-    <w:p>
-      <w:pPr>
-        <w:sectPr>
-          <w:pgSz w:w="11906" w:h="16838"/>
-          <w:pgMar w:top="709" w:right="879" w:bottom="680" w:left="879" w:header="312" w:footer="312" w:gutter="0"/>
-          <w:cols w:space="720"/>
-          <w:docGrid w:linePitch="360"/>
-        </w:sectPr>
-      </w:pPr>
-    </w:p>
-    <w:p>
-      <w:pPr>
-        <w:pStyle w:val="Heading1"/>
-      </w:pPr>
-      <w:r>
-        <w:t>17 间接注入生成视图</w:t>
-      </w:r>
-    </w:p>
-    <w:p>
-      <w:pPr>
-        <w:keepNext/>
-        <w:spacing w:after="40"/>
-        <w:jc w:val="center"/>
-      </w:pPr>
-      <w:r>
-        <w:drawing>
-          <wp:inline xmlns:a="http://schemas.openxmlformats.org/drawingml/2006/main" xmlns:pic="http://schemas.openxmlformats.org/drawingml/2006/picture">
-            <wp:extent cx="7859816" cy="5508000"/>
-            <wp:docPr id="17" name="Picture 17"/>
-            <wp:cNvGraphicFramePr>
-              <a:graphicFrameLocks noChangeAspect="1"/>
-            </wp:cNvGraphicFramePr>
-            <a:graphic>
-              <a:graphicData uri="http://schemas.openxmlformats.org/drawingml/2006/picture">
-                <pic:pic>
-                  <pic:nvPicPr>
-                    <pic:cNvPr id="0" name="16_attack_indirect.png"/>
-                    <pic:cNvPicPr/>
-                  </pic:nvPicPr>
-                  <pic:blipFill>
-                    <a:blip r:embed="rId50"/>
-                    <a:stretch>
-                      <a:fillRect/>
-                    </a:stretch>
-                  </pic:blipFill>
-                  <pic:spPr>
-                    <a:xfrm>
-                      <a:off x="0" y="0"/>
-                      <a:ext cx="7859816" cy="5508000"/>
-                    </a:xfrm>
-                    <a:prstGeom prst="rect"/>
-                  </pic:spPr>
-                </pic:pic>
-              </a:graphicData>
-            </a:graphic>
-          </wp:inline>
-        </w:drawing>
-      </w:r>
-    </w:p>
-    <w:p>
-      <w:pPr>
-        <w:pStyle w:val="Caption"/>
-        <w:jc w:val="center"/>
-      </w:pPr>
-      <w:r>
-        <w:t>图17 外部正文中的间接注入预览</w:t>
-      </w:r>
-    </w:p>
-    <w:p>
-      <w:pPr>
-        <w:sectPr>
-          <w:pgSz w:w="16838" w:h="11906" w:orient="landscape"/>
-          <w:pgMar w:top="709" w:right="879" w:bottom="680" w:left="879" w:header="312" w:footer="312" w:gutter="0"/>
-          <w:cols w:space="720"/>
-          <w:docGrid w:linePitch="360"/>
-        </w:sectPr>
-      </w:pPr>
-    </w:p>
-    <w:p>
-      <w:pPr>
-        <w:pStyle w:val="Heading1"/>
-      </w:pPr>
-      <w:r>
-        <w:t>17 间接注入生成视图 · 操作说明</w:t>
-      </w:r>
-    </w:p>
-    <w:p>
-      <w:r>
-        <w:t>图中定位：1 间接注入模板和文档入口；2 保留资料事实并插入不可信指令；3 真实执行独立于样本预览。</w:t>
-      </w:r>
-    </w:p>
-    <w:p>
-      <w:r>
-        <w:t>使用目的：研究攻击者仅控制外部正文时的影响。在“间接注入”选择文档、网页快照或工具返回入口，以及角色伪造、流程劫持、窃取或事实篡改手法；输入参数、固定种子、生成预览。</w:t>
-      </w:r>
-    </w:p>
-    <w:p>
-      <w:r>
-        <w:t>操作与判断：看原始合法事实是否仍保留、恶意文本插在哪里、目标是否为模拟资源。运行后核对来源实际被读取/进入模型、危险提议、网关决定和已经执行的状态，不能只凭攻击正文出现就判成功。</w:t>
-      </w:r>
-    </w:p>
-    <w:p>
-      <w:r>
-        <w:t>实现：</w:t>
-      </w:r>
-      <w:hyperlink r:id="rId49">
-        <w:r>
-          <w:rPr>
-            <w:color w:val="245080"/>
-          </w:rPr>
-          <w:t>build_preview</w:t>
-        </w:r>
-      </w:hyperlink>
-      <w:r>
-        <w:t xml:space="preserve"> 调用共享模板和 insert_payload；</w:t>
-      </w:r>
-      <w:hyperlink r:id="rId29">
-        <w:r>
-          <w:rPr>
-            <w:color w:val="245080"/>
-          </w:rPr>
-          <w:t>run_case</w:t>
-        </w:r>
-      </w:hyperlink>
-      <w:r>
-        <w:t xml:space="preserve"> 与普通对话复用同一网关。独立评测器读取真实状态和预定义目标；模型与策略看不到隐藏判定答案。</w:t>
-      </w:r>
-    </w:p>
-    <w:p>
-      <w:r>
-        <w:t>限制：上下文中含“管理员已批准”没有真实授权能力。小模型未接触入口或未执行工具时，须报告接触率和能力不足，不解释成防御有效。要批量评测须先冻结样本和口径，不能按成绩挑选。</w:t>
-      </w:r>
-    </w:p>
-    <w:p>
-      <w:pPr>
-        <w:sectPr>
-          <w:pgSz w:w="11906" w:h="16838"/>
-          <w:pgMar w:top="709" w:right="879" w:bottom="680" w:left="879" w:header="312" w:footer="312" w:gutter="0"/>
-          <w:cols w:space="720"/>
-          <w:docGrid w:linePitch="360"/>
-        </w:sectPr>
-      </w:pPr>
-    </w:p>
-    <w:p>
-      <w:pPr>
-        <w:pStyle w:val="Heading1"/>
-      </w:pPr>
-      <w:r>
-        <w:t>18 编码变形生成视图</w:t>
-      </w:r>
-    </w:p>
-    <w:p>
-      <w:pPr>
-        <w:keepNext/>
-        <w:spacing w:after="40"/>
-        <w:jc w:val="center"/>
-      </w:pPr>
-      <w:r>
-        <w:drawing>
-          <wp:inline xmlns:a="http://schemas.openxmlformats.org/drawingml/2006/main" xmlns:pic="http://schemas.openxmlformats.org/drawingml/2006/picture">
-            <wp:extent cx="7859816" cy="5508000"/>
-            <wp:docPr id="18" name="Picture 18"/>
-            <wp:cNvGraphicFramePr>
-              <a:graphicFrameLocks noChangeAspect="1"/>
-            </wp:cNvGraphicFramePr>
-            <a:graphic>
-              <a:graphicData uri="http://schemas.openxmlformats.org/drawingml/2006/picture">
-                <pic:pic>
-                  <pic:nvPicPr>
-                    <pic:cNvPr id="0" name="17_attack_encoding.png"/>
                     <pic:cNvPicPr/>
                   </pic:nvPicPr>
                   <pic:blipFill>
@@ -2313,7 +2085,7 @@
         <w:jc w:val="center"/>
       </w:pPr>
       <w:r>
-        <w:t>图18 编码前后与转换记录</w:t>
+        <w:t>图16 直接注入的规则模板预览</w:t>
       </w:r>
     </w:p>
     <w:p>
@@ -2331,43 +2103,54 @@
         <w:pStyle w:val="Heading1"/>
       </w:pPr>
       <w:r>
-        <w:t>18 编码变形生成视图 · 操作说明</w:t>
+        <w:t>16 直接注入生成视图 · 操作说明</w:t>
       </w:r>
     </w:p>
     <w:p>
       <w:r>
-        <w:t>图中定位：1 编码模板与Base64配置；2 有界编码后的实际注入文本；3 交给本地Agent后才开始运行。</w:t>
+        <w:t>图中定位：1 直接注入模板与输入入口；2 用户附加内容的注入前后对照；3 预览后另行提交真实运行。</w:t>
       </w:r>
     </w:p>
     <w:p>
       <w:r>
-        <w:t>使用目的：检查编码能否影响输入过滤、模型使用与标签传播。在“编码变形”选择 Base64、hex 或 URL 形式，再选外部入口、攻击目标和种子，生成预览。阅读变换前后正文及元数据中的 encoding。</w:t>
+        <w:t>使用目的：把直接用户入口攻击与外部内容攻击分开研究。进入“攻击实验”→“直接注入”，选择手法、目标、合法工作流和种子，点击“生成样本预览”。图中显示参数、样本 ID 与注入位置；模板版本在“生成元数据”展开后查看。</w:t>
       </w:r>
     </w:p>
     <w:p>
       <w:r>
-        <w:t>操作与判断：先核对确定性编码记录，再运行；不能只因为文本被编码便认定攻击更强或数据不敏感。可与“正常编码资料”的合法任务比较，观察输入过滤误伤与正常完成能力。</w:t>
+        <w:t>操作与判断：比较原任务与插入后内容，查看模板中的模拟目标；点击“交给本地 Agent 运行”才会形成真实运行。只生成预览不调用模型、不发送通知、不计入攻击分母。要重现图中预览，使用截图来源清单所记参数与种子。</w:t>
       </w:r>
     </w:p>
     <w:p>
       <w:r>
-        <w:t>实现：交互模板使用共享 encode_payload，不依赖云端模型生成。程序复制、编码、解码和摘要保留相关标签；</w:t>
-      </w:r>
-      <w:hyperlink r:id="rId33">
+        <w:t>实现：</w:t>
+      </w:r>
+      <w:hyperlink r:id="rId52">
         <w:r>
           <w:rPr>
             <w:color w:val="245080"/>
           </w:rPr>
-          <w:t>Registry.transform</w:t>
+          <w:t>list_presets / build_preview</w:t>
         </w:r>
       </w:hyperlink>
       <w:r>
-        <w:t xml:space="preserve"> 记录确定性转换。Canary 解码检测有明确层数与长度上限。</w:t>
+        <w:t xml:space="preserve"> 以规则模板确定性生成，服务端保存 case，仅将 runtime 送到执行器。客户端不能改预览中的 grant 后要求执行；</w:t>
+      </w:r>
+      <w:hyperlink r:id="rId27">
+        <w:r>
+          <w:rPr>
+            <w:color w:val="245080"/>
+          </w:rPr>
+          <w:t>Service.add_preview/start</w:t>
+        </w:r>
+      </w:hyperlink>
+      <w:r>
+        <w:t xml:space="preserve"> 校验所属会话。</w:t>
       </w:r>
     </w:p>
     <w:p>
       <w:r>
-        <w:t>限制：编码样本仍可能同时属于工具返回中的间接注入。轻微编码或翻译不能跨开发/正式集合制造独立样本。本页预览不是一次真实攻击运行，历史正式数据保持冻结。</w:t>
+        <w:t>限制：直接注入不属于间接注入，不能混合解释威胁模型。四视图是展示入口，入口/手法/编码/目标分别记录，分类不是互斥四类。此图是模板预览，不声称此刻攻击已经成功。</w:t>
       </w:r>
     </w:p>
     <w:p>
@@ -2385,6 +2168,261 @@
         <w:pStyle w:val="Heading1"/>
       </w:pPr>
       <w:r>
+        <w:t>17 间接注入生成视图</w:t>
+      </w:r>
+    </w:p>
+    <w:p>
+      <w:pPr>
+        <w:keepNext/>
+        <w:spacing w:after="40"/>
+        <w:jc w:val="center"/>
+      </w:pPr>
+      <w:r>
+        <w:drawing>
+          <wp:inline xmlns:a="http://schemas.openxmlformats.org/drawingml/2006/main" xmlns:pic="http://schemas.openxmlformats.org/drawingml/2006/picture">
+            <wp:extent cx="7859816" cy="5508000"/>
+            <wp:docPr id="17" name="Picture 17"/>
+            <wp:cNvGraphicFramePr>
+              <a:graphicFrameLocks noChangeAspect="1"/>
+            </wp:cNvGraphicFramePr>
+            <a:graphic>
+              <a:graphicData uri="http://schemas.openxmlformats.org/drawingml/2006/picture">
+                <pic:pic>
+                  <pic:nvPicPr>
+                    <pic:cNvPr id="0" name="16_attack_indirect.png"/>
+                    <pic:cNvPicPr/>
+                  </pic:nvPicPr>
+                  <pic:blipFill>
+                    <a:blip r:embed="rId53"/>
+                    <a:stretch>
+                      <a:fillRect/>
+                    </a:stretch>
+                  </pic:blipFill>
+                  <pic:spPr>
+                    <a:xfrm>
+                      <a:off x="0" y="0"/>
+                      <a:ext cx="7859816" cy="5508000"/>
+                    </a:xfrm>
+                    <a:prstGeom prst="rect"/>
+                  </pic:spPr>
+                </pic:pic>
+              </a:graphicData>
+            </a:graphic>
+          </wp:inline>
+        </w:drawing>
+      </w:r>
+    </w:p>
+    <w:p>
+      <w:pPr>
+        <w:pStyle w:val="Caption"/>
+        <w:jc w:val="center"/>
+      </w:pPr>
+      <w:r>
+        <w:t>图17 外部正文中的间接注入预览</w:t>
+      </w:r>
+    </w:p>
+    <w:p>
+      <w:pPr>
+        <w:sectPr>
+          <w:pgSz w:w="16838" w:h="11906" w:orient="landscape"/>
+          <w:pgMar w:top="709" w:right="879" w:bottom="680" w:left="879" w:header="312" w:footer="312" w:gutter="0"/>
+          <w:cols w:space="720"/>
+          <w:docGrid w:linePitch="360"/>
+        </w:sectPr>
+      </w:pPr>
+    </w:p>
+    <w:p>
+      <w:pPr>
+        <w:pStyle w:val="Heading1"/>
+      </w:pPr>
+      <w:r>
+        <w:t>17 间接注入生成视图 · 操作说明</w:t>
+      </w:r>
+    </w:p>
+    <w:p>
+      <w:r>
+        <w:t>图中定位：1 间接注入模板和文档入口；2 保留资料事实并插入不可信指令；3 真实执行独立于样本预览。</w:t>
+      </w:r>
+    </w:p>
+    <w:p>
+      <w:r>
+        <w:t>使用目的：研究攻击者仅控制外部正文时的影响。在“间接注入”选择文档、网页快照或工具返回入口，以及角色伪造、流程劫持、窃取或事实篡改手法；输入参数、固定种子、生成预览。</w:t>
+      </w:r>
+    </w:p>
+    <w:p>
+      <w:r>
+        <w:t>操作与判断：看原始合法事实是否仍保留、恶意文本插在哪里、目标是否为模拟资源。运行后核对来源实际被读取/进入模型、危险提议、网关决定和已经执行的状态，不能只凭攻击正文出现就判成功。</w:t>
+      </w:r>
+    </w:p>
+    <w:p>
+      <w:r>
+        <w:t>实现：</w:t>
+      </w:r>
+      <w:hyperlink r:id="rId52">
+        <w:r>
+          <w:rPr>
+            <w:color w:val="245080"/>
+          </w:rPr>
+          <w:t>build_preview</w:t>
+        </w:r>
+      </w:hyperlink>
+      <w:r>
+        <w:t xml:space="preserve"> 调用共享模板和 insert_payload；</w:t>
+      </w:r>
+      <w:hyperlink r:id="rId32">
+        <w:r>
+          <w:rPr>
+            <w:color w:val="245080"/>
+          </w:rPr>
+          <w:t>run_case</w:t>
+        </w:r>
+      </w:hyperlink>
+      <w:r>
+        <w:t xml:space="preserve"> 与普通对话复用同一网关。独立评测器读取真实状态和预定义目标；模型与策略看不到隐藏判定答案。</w:t>
+      </w:r>
+    </w:p>
+    <w:p>
+      <w:r>
+        <w:t>限制：上下文中含“管理员已批准”没有真实授权能力。小模型未接触入口或未执行工具时，须报告接触率和能力不足，不解释成防御有效。要批量评测须先冻结样本和口径，不能按成绩挑选。</w:t>
+      </w:r>
+    </w:p>
+    <w:p>
+      <w:pPr>
+        <w:sectPr>
+          <w:pgSz w:w="11906" w:h="16838"/>
+          <w:pgMar w:top="709" w:right="879" w:bottom="680" w:left="879" w:header="312" w:footer="312" w:gutter="0"/>
+          <w:cols w:space="720"/>
+          <w:docGrid w:linePitch="360"/>
+        </w:sectPr>
+      </w:pPr>
+    </w:p>
+    <w:p>
+      <w:pPr>
+        <w:pStyle w:val="Heading1"/>
+      </w:pPr>
+      <w:r>
+        <w:t>18 编码变形生成视图</w:t>
+      </w:r>
+    </w:p>
+    <w:p>
+      <w:pPr>
+        <w:keepNext/>
+        <w:spacing w:after="40"/>
+        <w:jc w:val="center"/>
+      </w:pPr>
+      <w:r>
+        <w:drawing>
+          <wp:inline xmlns:a="http://schemas.openxmlformats.org/drawingml/2006/main" xmlns:pic="http://schemas.openxmlformats.org/drawingml/2006/picture">
+            <wp:extent cx="7859816" cy="5508000"/>
+            <wp:docPr id="18" name="Picture 18"/>
+            <wp:cNvGraphicFramePr>
+              <a:graphicFrameLocks noChangeAspect="1"/>
+            </wp:cNvGraphicFramePr>
+            <a:graphic>
+              <a:graphicData uri="http://schemas.openxmlformats.org/drawingml/2006/picture">
+                <pic:pic>
+                  <pic:nvPicPr>
+                    <pic:cNvPr id="0" name="17_attack_encoding.png"/>
+                    <pic:cNvPicPr/>
+                  </pic:nvPicPr>
+                  <pic:blipFill>
+                    <a:blip r:embed="rId54"/>
+                    <a:stretch>
+                      <a:fillRect/>
+                    </a:stretch>
+                  </pic:blipFill>
+                  <pic:spPr>
+                    <a:xfrm>
+                      <a:off x="0" y="0"/>
+                      <a:ext cx="7859816" cy="5508000"/>
+                    </a:xfrm>
+                    <a:prstGeom prst="rect"/>
+                  </pic:spPr>
+                </pic:pic>
+              </a:graphicData>
+            </a:graphic>
+          </wp:inline>
+        </w:drawing>
+      </w:r>
+    </w:p>
+    <w:p>
+      <w:pPr>
+        <w:pStyle w:val="Caption"/>
+        <w:jc w:val="center"/>
+      </w:pPr>
+      <w:r>
+        <w:t>图18 编码前后与转换记录</w:t>
+      </w:r>
+    </w:p>
+    <w:p>
+      <w:pPr>
+        <w:sectPr>
+          <w:pgSz w:w="16838" w:h="11906" w:orient="landscape"/>
+          <w:pgMar w:top="709" w:right="879" w:bottom="680" w:left="879" w:header="312" w:footer="312" w:gutter="0"/>
+          <w:cols w:space="720"/>
+          <w:docGrid w:linePitch="360"/>
+        </w:sectPr>
+      </w:pPr>
+    </w:p>
+    <w:p>
+      <w:pPr>
+        <w:pStyle w:val="Heading1"/>
+      </w:pPr>
+      <w:r>
+        <w:t>18 编码变形生成视图 · 操作说明</w:t>
+      </w:r>
+    </w:p>
+    <w:p>
+      <w:r>
+        <w:t>图中定位：1 编码模板与Base64配置；2 有界编码后的实际注入文本；3 交给本地Agent后才开始运行。</w:t>
+      </w:r>
+    </w:p>
+    <w:p>
+      <w:r>
+        <w:t>使用目的：检查编码能否影响输入过滤、模型使用与标签传播。在“编码变形”选择 Base64、hex 或 URL 形式，再选外部入口、攻击目标和种子，生成预览。阅读变换前后正文及元数据中的 encoding。</w:t>
+      </w:r>
+    </w:p>
+    <w:p>
+      <w:r>
+        <w:t>操作与判断：先核对确定性编码记录，再运行；不能只因为文本被编码便认定攻击更强或数据不敏感。可与“正常编码资料”的合法任务比较，观察输入过滤误伤与正常完成能力。</w:t>
+      </w:r>
+    </w:p>
+    <w:p>
+      <w:r>
+        <w:t>实现：交互模板使用共享 encode_payload，不依赖云端模型生成。程序复制、编码、解码和摘要保留相关标签；</w:t>
+      </w:r>
+      <w:hyperlink r:id="rId36">
+        <w:r>
+          <w:rPr>
+            <w:color w:val="245080"/>
+          </w:rPr>
+          <w:t>Registry.transform</w:t>
+        </w:r>
+      </w:hyperlink>
+      <w:r>
+        <w:t xml:space="preserve"> 记录确定性转换。Canary 解码检测有明确层数与长度上限。</w:t>
+      </w:r>
+    </w:p>
+    <w:p>
+      <w:r>
+        <w:t>限制：编码样本仍可能同时属于工具返回中的间接注入。轻微编码或翻译不能跨开发/正式集合制造独立样本。本页预览不是一次真实攻击运行，历史正式数据保持冻结。</w:t>
+      </w:r>
+    </w:p>
+    <w:p>
+      <w:pPr>
+        <w:sectPr>
+          <w:pgSz w:w="11906" w:h="16838"/>
+          <w:pgMar w:top="709" w:right="879" w:bottom="680" w:left="879" w:header="312" w:footer="312" w:gutter="0"/>
+          <w:cols w:space="720"/>
+          <w:docGrid w:linePitch="360"/>
+        </w:sectPr>
+      </w:pPr>
+    </w:p>
+    <w:p>
+      <w:pPr>
+        <w:pStyle w:val="Heading1"/>
+      </w:pPr>
+      <w:r>
         <w:t>19 分段与跨步骤生成视图</w:t>
       </w:r>
     </w:p>
@@ -2410,7 +2448,7 @@
                     <pic:cNvPicPr/>
                   </pic:nvPicPr>
                   <pic:blipFill>
-                    <a:blip r:embed="rId52"/>
+                    <a:blip r:embed="rId55"/>
                     <a:stretch>
                       <a:fillRect/>
                     </a:stretch>
@@ -2475,7 +2513,7 @@
       <w:r>
         <w:t>实现：</w:t>
       </w:r>
-      <w:hyperlink r:id="rId49">
+      <w:hyperlink r:id="rId52">
         <w:r>
           <w:rPr>
             <w:color w:val="245080"/>
@@ -2532,7 +2570,7 @@
                     <pic:cNvPicPr/>
                   </pic:nvPicPr>
                   <pic:blipFill>
-                    <a:blip r:embed="rId53"/>
+                    <a:blip r:embed="rId56"/>
                     <a:stretch>
                       <a:fillRect/>
                     </a:stretch>
@@ -2597,7 +2635,7 @@
       <w:r>
         <w:t>实现：</w:t>
       </w:r>
-      <w:hyperlink r:id="rId39">
+      <w:hyperlink r:id="rId42">
         <w:r>
           <w:rPr>
             <w:color w:val="245080"/>
@@ -2608,7 +2646,7 @@
       <w:r>
         <w:t xml:space="preserve"> 读取固定活动清单和实际保存汇总；</w:t>
       </w:r>
-      <w:hyperlink r:id="rId54">
+      <w:hyperlink r:id="rId57">
         <w:r>
           <w:rPr>
             <w:color w:val="245080"/>
@@ -2665,7 +2703,7 @@
                     <pic:cNvPicPr/>
                   </pic:nvPicPr>
                   <pic:blipFill>
-                    <a:blip r:embed="rId55"/>
+                    <a:blip r:embed="rId58"/>
                     <a:stretch>
                       <a:fillRect/>
                     </a:stretch>
@@ -2730,7 +2768,7 @@
       <w:r>
         <w:t xml:space="preserve">实现：模式切换只让 </w:t>
       </w:r>
-      <w:hyperlink r:id="rId30">
+      <w:hyperlink r:id="rId33">
         <w:r>
           <w:rPr>
             <w:color w:val="245080"/>
@@ -2787,7 +2825,7 @@
                     <pic:cNvPicPr/>
                   </pic:nvPicPr>
                   <pic:blipFill>
-                    <a:blip r:embed="rId56"/>
+                    <a:blip r:embed="rId59"/>
                     <a:stretch>
                       <a:fillRect/>
                     </a:stretch>
@@ -2834,7 +2872,7 @@
       <w:r>
         <w:t>实现：</w:t>
       </w:r>
-      <w:hyperlink r:id="rId39">
+      <w:hyperlink r:id="rId42">
         <w:r>
           <w:rPr>
             <w:color w:val="245080"/>
@@ -2845,7 +2883,7 @@
       <w:r>
         <w:t xml:space="preserve"> 限定可访问活动及已保存记录；</w:t>
       </w:r>
-      <w:hyperlink r:id="rId45">
+      <w:hyperlink r:id="rId48">
         <w:r>
           <w:rPr>
             <w:color w:val="245080"/>
@@ -2902,7 +2940,7 @@
                     <pic:cNvPicPr/>
                   </pic:nvPicPr>
                   <pic:blipFill>
-                    <a:blip r:embed="rId57"/>
+                    <a:blip r:embed="rId60"/>
                     <a:stretch>
                       <a:fillRect/>
                     </a:stretch>
@@ -2954,7 +2992,7 @@
       <w:r>
         <w:t>实现：</w:t>
       </w:r>
-      <w:hyperlink r:id="rId58">
+      <w:hyperlink r:id="rId61">
         <w:r>
           <w:rPr>
             <w:color w:val="245080"/>
@@ -2965,7 +3003,7 @@
       <w:r>
         <w:t xml:space="preserve"> 仅访问本机；</w:t>
       </w:r>
-      <w:hyperlink r:id="rId39">
+      <w:hyperlink r:id="rId42">
         <w:r>
           <w:rPr>
             <w:color w:val="245080"/>
@@ -3010,7 +3048,7 @@
       <w:r>
         <w:t xml:space="preserve">。每张图的时间、视口、版本、页面、场景以及适用 case/run 在 capture_manifest 与 annotation 配置中记录；用于当前截图的干净模拟会话与正式实验分开，未增加正式分母。DOCX/PDF采用纵向说明页与横向大图页，便于阅读宽界面。正文相对链接与页面检查见 </w:t>
       </w:r>
-      <w:hyperlink r:id="rId59">
+      <w:hyperlink r:id="rId62">
         <w:r>
           <w:rPr>
             <w:color w:val="245080"/>
@@ -3026,7 +3064,7 @@
       <w:r>
         <w:t xml:space="preserve">可编辑文档由 </w:t>
       </w:r>
-      <w:hyperlink r:id="rId60">
+      <w:hyperlink r:id="rId63">
         <w:r>
           <w:rPr>
             <w:color w:val="245080"/>
@@ -3035,18 +3073,40 @@
         </w:r>
       </w:hyperlink>
       <w:r>
-        <w:t xml:space="preserve"> 从本 Markdown 生成，DOCX 经真实渲染得到 PDF；原图不经生成式补画。标注代码只添加程序化图形。视频是此前已完成的 2.0 240 秒 Demo，本轮核验后原样发布，见 </w:t>
-      </w:r>
-      <w:hyperlink r:id="rId61">
+        <w:t xml:space="preserve"> 从本 Markdown 生成，DOCX 经真实渲染得到 PDF；原图不经生成式补画。标注代码只添加程序化图形。原 240 秒视频保存在 </w:t>
+      </w:r>
+      <w:hyperlink r:id="rId64">
         <w:r>
           <w:rPr>
             <w:color w:val="245080"/>
           </w:rPr>
-          <w:t>演示稿与字幕</w:t>
+          <w:t>v2.0.0 Release</w:t>
         </w:r>
       </w:hyperlink>
       <w:r>
-        <w:t>。</w:t>
+        <w:t>。v2.0.1 改为六章节 Demo，当前操作证据见</w:t>
+      </w:r>
+      <w:hyperlink r:id="rId17">
+        <w:r>
+          <w:rPr>
+            <w:color w:val="245080"/>
+          </w:rPr>
+          <w:t>核心功能手册</w:t>
+        </w:r>
+      </w:hyperlink>
+      <w:r>
+        <w:t>，演示稿、字幕及实际时长见</w:t>
+      </w:r>
+      <w:hyperlink r:id="rId65">
+        <w:r>
+          <w:rPr>
+            <w:color w:val="245080"/>
+          </w:rPr>
+          <w:t>当前制作说明</w:t>
+        </w:r>
+      </w:hyperlink>
+      <w:r>
+        <w:t>；旧截图不代表新视频重新执行了同一任务。</w:t>
       </w:r>
     </w:p>
     <w:p>
@@ -3056,7 +3116,7 @@
     </w:p>
     <w:p>
       <w:r/>
-      <w:hyperlink r:id="rId62">
+      <w:hyperlink r:id="rId66">
         <w:r>
           <w:rPr>
             <w:color w:val="245080"/>
@@ -3067,7 +3127,7 @@
       <w:r>
         <w:t>、</w:t>
       </w:r>
-      <w:hyperlink r:id="rId63">
+      <w:hyperlink r:id="rId67">
         <w:r>
           <w:rPr>
             <w:color w:val="245080"/>
@@ -3078,7 +3138,7 @@
       <w:r>
         <w:t xml:space="preserve"> 和 </w:t>
       </w:r>
-      <w:hyperlink r:id="rId20">
+      <w:hyperlink r:id="rId23">
         <w:r>
           <w:rPr>
             <w:color w:val="245080"/>
